--- a/engagements/archtrace-self/render/architecture.docx
+++ b/engagements/archtrace-self/render/architecture.docx
@@ -1,6 +1,6 @@
 
 <file path=word/document.xml><?xml version="1.0" encoding="utf-8"?>
-<w:document xmlns:w="http://schemas.openxmlformats.org/wordprocessingml/2006/main">
+<w:document xmlns:w="http://schemas.openxmlformats.org/wordprocessingml/2006/main" xmlns:r="http://schemas.openxmlformats.org/officeDocument/2006/relationships" xmlns:wp="http://schemas.openxmlformats.org/drawingml/2006/wordprocessingDrawing" xmlns:a="http://schemas.openxmlformats.org/drawingml/2006/main" xmlns:pic="http://schemas.openxmlformats.org/drawingml/2006/picture" xmlns:wpg="http://schemas.microsoft.com/office/word/2010/wordprocessingGroup" xmlns:wps="http://schemas.microsoft.com/office/word/2010/wordprocessingShape" xmlns:mc="http://schemas.openxmlformats.org/markup-compatibility/2006" mc:Ignorable="wpg wps">
   <w:body>
     <w:p>
       <w:pPr>
@@ -18,6 +18,1974 @@
     <w:p>
       <w:r>
         <w:t xml:space="preserve">Generated by archtrace from model/model.json. This document is a build output; edit the model, not this file.</w:t>
+      </w:r>
+    </w:p>
+    <w:p>
+      <w:pPr>
+        <w:pStyle w:val="Heading1"/>
+      </w:pPr>
+      <w:r>
+        <w:t xml:space="preserve">System Context</w:t>
+      </w:r>
+    </w:p>
+    <w:p>
+      <w:pPr>
+        <w:jc w:val="left"/>
+      </w:pPr>
+      <w:r>
+        <w:drawing>
+          <wp:inline distT="0" distB="0" distL="0" distR="0">
+            <wp:extent cx="6399999" cy="1542295"/>
+            <wp:effectExtent l="0" t="0" r="0" b="0"/>
+            <wp:docPr id="1000" name="System Context"/>
+            <wp:cNvGraphicFramePr/>
+            <a:graphic>
+              <a:graphicData uri="http://schemas.microsoft.com/office/word/2010/wordprocessingGroup">
+                <wpg:wgp>
+                  <wpg:cNvGrpSpPr/>
+                  <wpg:grpSpPr>
+                    <a:xfrm>
+                      <a:off x="0" y="0"/>
+                      <a:ext cx="6399999" cy="1542295"/>
+                      <a:chOff x="0" y="0"/>
+                      <a:chExt cx="11620500" cy="2800350"/>
+                    </a:xfrm>
+                  </wpg:grpSpPr>
+                  <wps:wsp>
+                    <wps:cNvPr id="1001" name="p_architect-&gt;s_core"/>
+                    <wps:cNvSpPr/>
+                    <wps:spPr>
+                      <a:xfrm>
+                        <a:off x="2152650" y="495300"/>
+                        <a:ext cx="3886200" cy="1"/>
+                      </a:xfrm>
+                      <a:prstGeom prst="straightConnector1">
+                        <a:avLst/>
+                      </a:prstGeom>
+                      <a:noFill/>
+                      <a:ln w="12700" cap="flat">
+                        <a:solidFill>
+                          <a:srgbClr val="33415C"/>
+                        </a:solidFill>
+                        <a:prstDash val="dash"/>
+                        <a:tailEnd type="triangle" w="med" len="med"/>
+                      </a:ln>
+                    </wps:spPr>
+                  </wps:wsp>
+                  <wps:wsp>
+                    <wps:cNvPr id="1002" name="s_sources-&gt;s_core"/>
+                    <wps:cNvSpPr/>
+                    <wps:spPr>
+                      <a:xfrm>
+                        <a:off x="5200650" y="495300"/>
+                        <a:ext cx="838200" cy="1"/>
+                      </a:xfrm>
+                      <a:prstGeom prst="straightConnector1">
+                        <a:avLst/>
+                      </a:prstGeom>
+                      <a:noFill/>
+                      <a:ln w="12700" cap="flat">
+                        <a:solidFill>
+                          <a:srgbClr val="33415C"/>
+                        </a:solidFill>
+                        <a:prstDash val="dash"/>
+                        <a:tailEnd type="triangle" w="med" len="med"/>
+                      </a:ln>
+                    </wps:spPr>
+                  </wps:wsp>
+                  <wps:wsp>
+                    <wps:cNvPr id="1003" name="s_core-&gt;s_external"/>
+                    <wps:cNvSpPr/>
+                    <wps:spPr>
+                      <a:xfrm>
+                        <a:off x="8248650" y="495300"/>
+                        <a:ext cx="838200" cy="1"/>
+                      </a:xfrm>
+                      <a:prstGeom prst="straightConnector1">
+                        <a:avLst/>
+                      </a:prstGeom>
+                      <a:noFill/>
+                      <a:ln w="12700" cap="flat">
+                        <a:solidFill>
+                          <a:srgbClr val="33415C"/>
+                        </a:solidFill>
+                        <a:prstDash val="dash"/>
+                        <a:tailEnd type="triangle" w="med" len="med"/>
+                      </a:ln>
+                    </wps:spPr>
+                  </wps:wsp>
+                  <wps:wsp>
+                    <wps:cNvPr id="1004" name="p_peers-&gt;s_core"/>
+                    <wps:cNvSpPr/>
+                    <wps:spPr>
+                      <a:xfrm flipV="1">
+                        <a:off x="2152650" y="752475"/>
+                        <a:ext cx="3886200" cy="914400"/>
+                      </a:xfrm>
+                      <a:prstGeom prst="straightConnector1">
+                        <a:avLst/>
+                      </a:prstGeom>
+                      <a:noFill/>
+                      <a:ln w="12700" cap="flat">
+                        <a:solidFill>
+                          <a:srgbClr val="33415C"/>
+                        </a:solidFill>
+                        <a:prstDash val="dash"/>
+                        <a:tailEnd type="triangle" w="med" len="med"/>
+                      </a:ln>
+                    </wps:spPr>
+                  </wps:wsp>
+                  <wps:wsp>
+                    <wps:cNvPr id="1005" name="p_architect"/>
+                    <wps:cNvSpPr/>
+                    <wps:spPr>
+                      <a:xfrm>
+                        <a:off x="0" y="0"/>
+                        <a:ext cx="2095500" cy="990600"/>
+                      </a:xfrm>
+                      <a:prstGeom prst="roundRect">
+                        <a:avLst/>
+                      </a:prstGeom>
+                      <a:solidFill>
+                        <a:srgbClr val="DBE4F0"/>
+                      </a:solidFill>
+                      <a:ln w="19050" cap="flat">
+                        <a:solidFill>
+                          <a:srgbClr val="33415C"/>
+                        </a:solidFill>
+                      </a:ln>
+                    </wps:spPr>
+                    <wps:txbx>
+                      <w:txbxContent>
+                        <w:p>
+                          <w:pPr>
+                            <w:spacing w:before="0" w:after="0" w:line="240" w:lineRule="auto"/>
+                            <w:jc w:val="center"/>
+                          </w:pPr>
+                          <w:r>
+                            <w:rPr>
+                              <w:b/>
+                              <w:color w:val="16202E"/>
+                              <w:sz w:val="20"/>
+                              <w:szCs w:val="20"/>
+                            </w:rPr>
+                            <w:t xml:space="preserve">Solutions Architect</w:t>
+                          </w:r>
+                        </w:p>
+                        <w:p>
+                          <w:pPr>
+                            <w:spacing w:before="0" w:after="0" w:line="240" w:lineRule="auto"/>
+                            <w:jc w:val="center"/>
+                          </w:pPr>
+                          <w:r>
+                            <w:rPr>
+                              <w:color w:val="16202E"/>
+                              <w:sz w:val="16"/>
+                              <w:szCs w:val="16"/>
+                            </w:rPr>
+                            <w:t xml:space="preserve">Runs the engagement.</w:t>
+                          </w:r>
+                        </w:p>
+                      </w:txbxContent>
+                    </wps:txbx>
+                    <wps:bodyPr rot="0" vertOverflow="overflow" horzOverflow="overflow" wrap="square" lIns="27432" tIns="18288" rIns="27432" bIns="18288" anchor="ctr" anchorCtr="1">
+                      <a:noAutofit/>
+                    </wps:bodyPr>
+                  </wps:wsp>
+                  <wps:wsp>
+                    <wps:cNvPr id="1006" name="grounding-S"/>
+                    <wps:cNvSpPr/>
+                    <wps:spPr>
+                      <a:xfrm>
+                        <a:off x="1876425" y="47625"/>
+                        <a:ext cx="171450" cy="171450"/>
+                      </a:xfrm>
+                      <a:prstGeom prst="ellipse">
+                        <a:avLst/>
+                      </a:prstGeom>
+                      <a:solidFill>
+                        <a:srgbClr val="2F6B4F"/>
+                      </a:solidFill>
+                      <a:ln w="12700" cap="flat">
+                        <a:solidFill>
+                          <a:srgbClr val="2F6B4F"/>
+                        </a:solidFill>
+                      </a:ln>
+                    </wps:spPr>
+                    <wps:txbx>
+                      <w:txbxContent>
+                        <w:p>
+                          <w:pPr>
+                            <w:spacing w:before="0" w:after="0" w:line="240" w:lineRule="auto"/>
+                            <w:jc w:val="center"/>
+                          </w:pPr>
+                          <w:r>
+                            <w:rPr>
+                              <w:b/>
+                              <w:color w:val="FFFFFF"/>
+                              <w:sz w:val="14"/>
+                              <w:szCs w:val="14"/>
+                            </w:rPr>
+                            <w:t xml:space="preserve">S</w:t>
+                          </w:r>
+                        </w:p>
+                      </w:txbxContent>
+                    </wps:txbx>
+                    <wps:bodyPr rot="0" vertOverflow="overflow" horzOverflow="overflow" wrap="none" lIns="0" tIns="0" rIns="0" bIns="0" anchor="ctr" anchorCtr="1">
+                      <a:noAutofit/>
+                    </wps:bodyPr>
+                  </wps:wsp>
+                  <wps:wsp>
+                    <wps:cNvPr id="1007" name="p_peers"/>
+                    <wps:cNvSpPr/>
+                    <wps:spPr>
+                      <a:xfrm>
+                        <a:off x="0" y="1428750"/>
+                        <a:ext cx="2095500" cy="990600"/>
+                      </a:xfrm>
+                      <a:prstGeom prst="roundRect">
+                        <a:avLst/>
+                      </a:prstGeom>
+                      <a:solidFill>
+                        <a:srgbClr val="DBE4F0"/>
+                      </a:solidFill>
+                      <a:ln w="19050" cap="flat">
+                        <a:solidFill>
+                          <a:srgbClr val="33415C"/>
+                        </a:solidFill>
+                      </a:ln>
+                    </wps:spPr>
+                    <wps:txbx>
+                      <w:txbxContent>
+                        <w:p>
+                          <w:pPr>
+                            <w:spacing w:before="0" w:after="0" w:line="240" w:lineRule="auto"/>
+                            <w:jc w:val="center"/>
+                          </w:pPr>
+                          <w:r>
+                            <w:rPr>
+                              <w:b/>
+                              <w:color w:val="16202E"/>
+                              <w:sz w:val="20"/>
+                              <w:szCs w:val="20"/>
+                            </w:rPr>
+                            <w:t xml:space="preserve">Peer reviewers</w:t>
+                          </w:r>
+                        </w:p>
+                        <w:p>
+                          <w:pPr>
+                            <w:spacing w:before="0" w:after="0" w:line="240" w:lineRule="auto"/>
+                            <w:jc w:val="center"/>
+                          </w:pPr>
+                          <w:r>
+                            <w:rPr>
+                              <w:color w:val="16202E"/>
+                              <w:sz w:val="16"/>
+                              <w:szCs w:val="16"/>
+                            </w:rPr>
+                            <w:t xml:space="preserve">Independent review before</w:t>
+                          </w:r>
+                        </w:p>
+                        <w:p>
+                          <w:pPr>
+                            <w:spacing w:before="0" w:after="0" w:line="240" w:lineRule="auto"/>
+                            <w:jc w:val="center"/>
+                          </w:pPr>
+                          <w:r>
+                            <w:rPr>
+                              <w:color w:val="16202E"/>
+                              <w:sz w:val="16"/>
+                              <w:szCs w:val="16"/>
+                            </w:rPr>
+                            <w:t xml:space="preserve">delivery.</w:t>
+                          </w:r>
+                        </w:p>
+                      </w:txbxContent>
+                    </wps:txbx>
+                    <wps:bodyPr rot="0" vertOverflow="overflow" horzOverflow="overflow" wrap="square" lIns="27432" tIns="18288" rIns="27432" bIns="18288" anchor="ctr" anchorCtr="1">
+                      <a:noAutofit/>
+                    </wps:bodyPr>
+                  </wps:wsp>
+                  <wps:wsp>
+                    <wps:cNvPr id="1008" name="grounding-S"/>
+                    <wps:cNvSpPr/>
+                    <wps:spPr>
+                      <a:xfrm>
+                        <a:off x="1876425" y="1476375"/>
+                        <a:ext cx="171450" cy="171450"/>
+                      </a:xfrm>
+                      <a:prstGeom prst="ellipse">
+                        <a:avLst/>
+                      </a:prstGeom>
+                      <a:solidFill>
+                        <a:srgbClr val="2F6B4F"/>
+                      </a:solidFill>
+                      <a:ln w="12700" cap="flat">
+                        <a:solidFill>
+                          <a:srgbClr val="2F6B4F"/>
+                        </a:solidFill>
+                      </a:ln>
+                    </wps:spPr>
+                    <wps:txbx>
+                      <w:txbxContent>
+                        <w:p>
+                          <w:pPr>
+                            <w:spacing w:before="0" w:after="0" w:line="240" w:lineRule="auto"/>
+                            <w:jc w:val="center"/>
+                          </w:pPr>
+                          <w:r>
+                            <w:rPr>
+                              <w:b/>
+                              <w:color w:val="FFFFFF"/>
+                              <w:sz w:val="14"/>
+                              <w:szCs w:val="14"/>
+                            </w:rPr>
+                            <w:t xml:space="preserve">S</w:t>
+                          </w:r>
+                        </w:p>
+                      </w:txbxContent>
+                    </wps:txbx>
+                    <wps:bodyPr rot="0" vertOverflow="overflow" horzOverflow="overflow" wrap="none" lIns="0" tIns="0" rIns="0" bIns="0" anchor="ctr" anchorCtr="1">
+                      <a:noAutofit/>
+                    </wps:bodyPr>
+                  </wps:wsp>
+                  <wps:wsp>
+                    <wps:cNvPr id="1009" name="s_sources"/>
+                    <wps:cNvSpPr/>
+                    <wps:spPr>
+                      <a:xfrm>
+                        <a:off x="3048000" y="0"/>
+                        <a:ext cx="2095500" cy="990600"/>
+                      </a:xfrm>
+                      <a:prstGeom prst="roundRect">
+                        <a:avLst/>
+                      </a:prstGeom>
+                      <a:solidFill>
+                        <a:srgbClr val="E4E4E4"/>
+                      </a:solidFill>
+                      <a:ln w="19050" cap="flat">
+                        <a:solidFill>
+                          <a:srgbClr val="33415C"/>
+                        </a:solidFill>
+                      </a:ln>
+                    </wps:spPr>
+                    <wps:txbx>
+                      <w:txbxContent>
+                        <w:p>
+                          <w:pPr>
+                            <w:spacing w:before="0" w:after="0" w:line="240" w:lineRule="auto"/>
+                            <w:jc w:val="center"/>
+                          </w:pPr>
+                          <w:r>
+                            <w:rPr>
+                              <w:b/>
+                              <w:color w:val="16202E"/>
+                              <w:sz w:val="20"/>
+                              <w:szCs w:val="20"/>
+                            </w:rPr>
+                            <w:t xml:space="preserve">Stakeholder sources</w:t>
+                          </w:r>
+                        </w:p>
+                        <w:p>
+                          <w:pPr>
+                            <w:spacing w:before="0" w:after="0" w:line="240" w:lineRule="auto"/>
+                            <w:jc w:val="center"/>
+                          </w:pPr>
+                          <w:r>
+                            <w:rPr>
+                              <w:color w:val="16202E"/>
+                              <w:sz w:val="16"/>
+                              <w:szCs w:val="16"/>
+                            </w:rPr>
+                            <w:t xml:space="preserve">Meetings, documents,</w:t>
+                          </w:r>
+                        </w:p>
+                        <w:p>
+                          <w:pPr>
+                            <w:spacing w:before="0" w:after="0" w:line="240" w:lineRule="auto"/>
+                            <w:jc w:val="center"/>
+                          </w:pPr>
+                          <w:r>
+                            <w:rPr>
+                              <w:color w:val="16202E"/>
+                              <w:sz w:val="16"/>
+                              <w:szCs w:val="16"/>
+                            </w:rPr>
+                            <w:t xml:space="preserve">repositories.</w:t>
+                          </w:r>
+                        </w:p>
+                      </w:txbxContent>
+                    </wps:txbx>
+                    <wps:bodyPr rot="0" vertOverflow="overflow" horzOverflow="overflow" wrap="square" lIns="27432" tIns="18288" rIns="27432" bIns="18288" anchor="ctr" anchorCtr="1">
+                      <a:noAutofit/>
+                    </wps:bodyPr>
+                  </wps:wsp>
+                  <wps:wsp>
+                    <wps:cNvPr id="1010" name="grounding-S"/>
+                    <wps:cNvSpPr/>
+                    <wps:spPr>
+                      <a:xfrm>
+                        <a:off x="4924425" y="47625"/>
+                        <a:ext cx="171450" cy="171450"/>
+                      </a:xfrm>
+                      <a:prstGeom prst="ellipse">
+                        <a:avLst/>
+                      </a:prstGeom>
+                      <a:solidFill>
+                        <a:srgbClr val="2F6B4F"/>
+                      </a:solidFill>
+                      <a:ln w="12700" cap="flat">
+                        <a:solidFill>
+                          <a:srgbClr val="2F6B4F"/>
+                        </a:solidFill>
+                      </a:ln>
+                    </wps:spPr>
+                    <wps:txbx>
+                      <w:txbxContent>
+                        <w:p>
+                          <w:pPr>
+                            <w:spacing w:before="0" w:after="0" w:line="240" w:lineRule="auto"/>
+                            <w:jc w:val="center"/>
+                          </w:pPr>
+                          <w:r>
+                            <w:rPr>
+                              <w:b/>
+                              <w:color w:val="FFFFFF"/>
+                              <w:sz w:val="14"/>
+                              <w:szCs w:val="14"/>
+                            </w:rPr>
+                            <w:t xml:space="preserve">S</w:t>
+                          </w:r>
+                        </w:p>
+                      </w:txbxContent>
+                    </wps:txbx>
+                    <wps:bodyPr rot="0" vertOverflow="overflow" horzOverflow="overflow" wrap="none" lIns="0" tIns="0" rIns="0" bIns="0" anchor="ctr" anchorCtr="1">
+                      <a:noAutofit/>
+                    </wps:bodyPr>
+                  </wps:wsp>
+                  <wps:wsp>
+                    <wps:cNvPr id="1011" name="s_core"/>
+                    <wps:cNvSpPr/>
+                    <wps:spPr>
+                      <a:xfrm>
+                        <a:off x="6096000" y="0"/>
+                        <a:ext cx="2095500" cy="990600"/>
+                      </a:xfrm>
+                      <a:prstGeom prst="roundRect">
+                        <a:avLst/>
+                      </a:prstGeom>
+                      <a:solidFill>
+                        <a:srgbClr val="C7D7EE"/>
+                      </a:solidFill>
+                      <a:ln w="19050" cap="flat">
+                        <a:solidFill>
+                          <a:srgbClr val="33415C"/>
+                        </a:solidFill>
+                      </a:ln>
+                    </wps:spPr>
+                    <wps:txbx>
+                      <w:txbxContent>
+                        <w:p>
+                          <w:pPr>
+                            <w:spacing w:before="0" w:after="0" w:line="240" w:lineRule="auto"/>
+                            <w:jc w:val="center"/>
+                          </w:pPr>
+                          <w:r>
+                            <w:rPr>
+                              <w:b/>
+                              <w:color w:val="16202E"/>
+                              <w:sz w:val="20"/>
+                              <w:szCs w:val="20"/>
+                            </w:rPr>
+                            <w:t xml:space="preserve">archtrace</w:t>
+                          </w:r>
+                        </w:p>
+                        <w:p>
+                          <w:pPr>
+                            <w:spacing w:before="0" w:after="0" w:line="240" w:lineRule="auto"/>
+                            <w:jc w:val="center"/>
+                          </w:pPr>
+                          <w:r>
+                            <w:rPr>
+                              <w:color w:val="16202E"/>
+                              <w:sz w:val="16"/>
+                              <w:szCs w:val="16"/>
+                            </w:rPr>
+                            <w:t xml:space="preserve">Evidence-grounded</w:t>
+                          </w:r>
+                        </w:p>
+                        <w:p>
+                          <w:pPr>
+                            <w:spacing w:before="0" w:after="0" w:line="240" w:lineRule="auto"/>
+                            <w:jc w:val="center"/>
+                          </w:pPr>
+                          <w:r>
+                            <w:rPr>
+                              <w:color w:val="16202E"/>
+                              <w:sz w:val="16"/>
+                              <w:szCs w:val="16"/>
+                            </w:rPr>
+                            <w:t xml:space="preserve">architecture pipeline.</w:t>
+                          </w:r>
+                        </w:p>
+                      </w:txbxContent>
+                    </wps:txbx>
+                    <wps:bodyPr rot="0" vertOverflow="overflow" horzOverflow="overflow" wrap="square" lIns="27432" tIns="18288" rIns="27432" bIns="18288" anchor="ctr" anchorCtr="1">
+                      <a:noAutofit/>
+                    </wps:bodyPr>
+                  </wps:wsp>
+                  <wps:wsp>
+                    <wps:cNvPr id="1012" name="grounding-S"/>
+                    <wps:cNvSpPr/>
+                    <wps:spPr>
+                      <a:xfrm>
+                        <a:off x="7972425" y="47625"/>
+                        <a:ext cx="171450" cy="171450"/>
+                      </a:xfrm>
+                      <a:prstGeom prst="ellipse">
+                        <a:avLst/>
+                      </a:prstGeom>
+                      <a:solidFill>
+                        <a:srgbClr val="2F6B4F"/>
+                      </a:solidFill>
+                      <a:ln w="12700" cap="flat">
+                        <a:solidFill>
+                          <a:srgbClr val="2F6B4F"/>
+                        </a:solidFill>
+                      </a:ln>
+                    </wps:spPr>
+                    <wps:txbx>
+                      <w:txbxContent>
+                        <w:p>
+                          <w:pPr>
+                            <w:spacing w:before="0" w:after="0" w:line="240" w:lineRule="auto"/>
+                            <w:jc w:val="center"/>
+                          </w:pPr>
+                          <w:r>
+                            <w:rPr>
+                              <w:b/>
+                              <w:color w:val="FFFFFF"/>
+                              <w:sz w:val="14"/>
+                              <w:szCs w:val="14"/>
+                            </w:rPr>
+                            <w:t xml:space="preserve">S</w:t>
+                          </w:r>
+                        </w:p>
+                      </w:txbxContent>
+                    </wps:txbx>
+                    <wps:bodyPr rot="0" vertOverflow="overflow" horzOverflow="overflow" wrap="none" lIns="0" tIns="0" rIns="0" bIns="0" anchor="ctr" anchorCtr="1">
+                      <a:noAutofit/>
+                    </wps:bodyPr>
+                  </wps:wsp>
+                  <wps:wsp>
+                    <wps:cNvPr id="1013" name="s_external"/>
+                    <wps:cNvSpPr/>
+                    <wps:spPr>
+                      <a:xfrm>
+                        <a:off x="9144000" y="0"/>
+                        <a:ext cx="2095500" cy="990600"/>
+                      </a:xfrm>
+                      <a:prstGeom prst="roundRect">
+                        <a:avLst/>
+                      </a:prstGeom>
+                      <a:solidFill>
+                        <a:srgbClr val="E4E4E4"/>
+                      </a:solidFill>
+                      <a:ln w="19050" cap="flat">
+                        <a:solidFill>
+                          <a:srgbClr val="33415C"/>
+                        </a:solidFill>
+                      </a:ln>
+                    </wps:spPr>
+                    <wps:txbx>
+                      <w:txbxContent>
+                        <w:p>
+                          <w:pPr>
+                            <w:spacing w:before="0" w:after="0" w:line="240" w:lineRule="auto"/>
+                            <w:jc w:val="center"/>
+                          </w:pPr>
+                          <w:r>
+                            <w:rPr>
+                              <w:b/>
+                              <w:color w:val="16202E"/>
+                              <w:sz w:val="20"/>
+                              <w:szCs w:val="20"/>
+                            </w:rPr>
+                            <w:t xml:space="preserve">Jira / Lucid /</w:t>
+                          </w:r>
+                        </w:p>
+                        <w:p>
+                          <w:pPr>
+                            <w:spacing w:before="0" w:after="0" w:line="240" w:lineRule="auto"/>
+                            <w:jc w:val="center"/>
+                          </w:pPr>
+                          <w:r>
+                            <w:rPr>
+                              <w:b/>
+                              <w:color w:val="16202E"/>
+                              <w:sz w:val="20"/>
+                              <w:szCs w:val="20"/>
+                            </w:rPr>
+                            <w:t xml:space="preserve">SharePoint</w:t>
+                          </w:r>
+                        </w:p>
+                        <w:p>
+                          <w:pPr>
+                            <w:spacing w:before="0" w:after="0" w:line="240" w:lineRule="auto"/>
+                            <w:jc w:val="center"/>
+                          </w:pPr>
+                          <w:r>
+                            <w:rPr>
+                              <w:color w:val="16202E"/>
+                              <w:sz w:val="16"/>
+                              <w:szCs w:val="16"/>
+                            </w:rPr>
+                            <w:t xml:space="preserve">Publication targets.</w:t>
+                          </w:r>
+                        </w:p>
+                      </w:txbxContent>
+                    </wps:txbx>
+                    <wps:bodyPr rot="0" vertOverflow="overflow" horzOverflow="overflow" wrap="square" lIns="27432" tIns="18288" rIns="27432" bIns="18288" anchor="ctr" anchorCtr="1">
+                      <a:noAutofit/>
+                    </wps:bodyPr>
+                  </wps:wsp>
+                  <wps:wsp>
+                    <wps:cNvPr id="1014" name="grounding-S"/>
+                    <wps:cNvSpPr/>
+                    <wps:spPr>
+                      <a:xfrm>
+                        <a:off x="11020425" y="47625"/>
+                        <a:ext cx="171450" cy="171450"/>
+                      </a:xfrm>
+                      <a:prstGeom prst="ellipse">
+                        <a:avLst/>
+                      </a:prstGeom>
+                      <a:solidFill>
+                        <a:srgbClr val="2F6B4F"/>
+                      </a:solidFill>
+                      <a:ln w="12700" cap="flat">
+                        <a:solidFill>
+                          <a:srgbClr val="2F6B4F"/>
+                        </a:solidFill>
+                      </a:ln>
+                    </wps:spPr>
+                    <wps:txbx>
+                      <w:txbxContent>
+                        <w:p>
+                          <w:pPr>
+                            <w:spacing w:before="0" w:after="0" w:line="240" w:lineRule="auto"/>
+                            <w:jc w:val="center"/>
+                          </w:pPr>
+                          <w:r>
+                            <w:rPr>
+                              <w:b/>
+                              <w:color w:val="FFFFFF"/>
+                              <w:sz w:val="14"/>
+                              <w:szCs w:val="14"/>
+                            </w:rPr>
+                            <w:t xml:space="preserve">S</w:t>
+                          </w:r>
+                        </w:p>
+                      </w:txbxContent>
+                    </wps:txbx>
+                    <wps:bodyPr rot="0" vertOverflow="overflow" horzOverflow="overflow" wrap="none" lIns="0" tIns="0" rIns="0" bIns="0" anchor="ctr" anchorCtr="1">
+                      <a:noAutofit/>
+                    </wps:bodyPr>
+                  </wps:wsp>
+                </wpg:wgp>
+              </a:graphicData>
+            </a:graphic>
+          </wp:inline>
+        </w:drawing>
+      </w:r>
+    </w:p>
+    <w:p>
+      <w:r>
+        <w:t xml:space="preserve">Grounding: S satisfies a confirmed requirement · D derived · T standard · E existing · A assumption. A view that is all S is the suspicious one.</w:t>
+      </w:r>
+    </w:p>
+    <w:p>
+      <w:pPr>
+        <w:pStyle w:val="Heading1"/>
+      </w:pPr>
+      <w:r>
+        <w:t xml:space="preserve">Containers</w:t>
+      </w:r>
+    </w:p>
+    <w:p>
+      <w:pPr>
+        <w:jc w:val="left"/>
+      </w:pPr>
+      <w:r>
+        <w:drawing>
+          <wp:inline distT="0" distB="0" distL="0" distR="0">
+            <wp:extent cx="6399999" cy="3116065"/>
+            <wp:effectExtent l="0" t="0" r="0" b="0"/>
+            <wp:docPr id="2000" name="Containers"/>
+            <wp:cNvGraphicFramePr/>
+            <a:graphic>
+              <a:graphicData uri="http://schemas.microsoft.com/office/word/2010/wordprocessingGroup">
+                <wpg:wgp>
+                  <wpg:cNvGrpSpPr/>
+                  <wpg:grpSpPr>
+                    <a:xfrm>
+                      <a:off x="0" y="0"/>
+                      <a:ext cx="6399999" cy="3116065"/>
+                      <a:chOff x="0" y="0"/>
+                      <a:chExt cx="11620500" cy="5657850"/>
+                    </a:xfrm>
+                  </wpg:grpSpPr>
+                  <wps:wsp>
+                    <wps:cNvPr id="2001" name="p_architect"/>
+                    <wps:cNvSpPr/>
+                    <wps:spPr>
+                      <a:xfrm>
+                        <a:off x="0" y="0"/>
+                        <a:ext cx="2095500" cy="990600"/>
+                      </a:xfrm>
+                      <a:prstGeom prst="roundRect">
+                        <a:avLst/>
+                      </a:prstGeom>
+                      <a:solidFill>
+                        <a:srgbClr val="DBE4F0"/>
+                      </a:solidFill>
+                      <a:ln w="19050" cap="flat">
+                        <a:solidFill>
+                          <a:srgbClr val="33415C"/>
+                        </a:solidFill>
+                      </a:ln>
+                    </wps:spPr>
+                    <wps:txbx>
+                      <w:txbxContent>
+                        <w:p>
+                          <w:pPr>
+                            <w:spacing w:before="0" w:after="0" w:line="240" w:lineRule="auto"/>
+                            <w:jc w:val="center"/>
+                          </w:pPr>
+                          <w:r>
+                            <w:rPr>
+                              <w:b/>
+                              <w:color w:val="16202E"/>
+                              <w:sz w:val="20"/>
+                              <w:szCs w:val="20"/>
+                            </w:rPr>
+                            <w:t xml:space="preserve">Solutions Architect</w:t>
+                          </w:r>
+                        </w:p>
+                        <w:p>
+                          <w:pPr>
+                            <w:spacing w:before="0" w:after="0" w:line="240" w:lineRule="auto"/>
+                            <w:jc w:val="center"/>
+                          </w:pPr>
+                          <w:r>
+                            <w:rPr>
+                              <w:color w:val="16202E"/>
+                              <w:sz w:val="16"/>
+                              <w:szCs w:val="16"/>
+                            </w:rPr>
+                            <w:t xml:space="preserve">Runs the engagement.</w:t>
+                          </w:r>
+                        </w:p>
+                      </w:txbxContent>
+                    </wps:txbx>
+                    <wps:bodyPr rot="0" vertOverflow="overflow" horzOverflow="overflow" wrap="square" lIns="27432" tIns="18288" rIns="27432" bIns="18288" anchor="ctr" anchorCtr="1">
+                      <a:noAutofit/>
+                    </wps:bodyPr>
+                  </wps:wsp>
+                  <wps:wsp>
+                    <wps:cNvPr id="2002" name="grounding-S"/>
+                    <wps:cNvSpPr/>
+                    <wps:spPr>
+                      <a:xfrm>
+                        <a:off x="1876425" y="47625"/>
+                        <a:ext cx="171450" cy="171450"/>
+                      </a:xfrm>
+                      <a:prstGeom prst="ellipse">
+                        <a:avLst/>
+                      </a:prstGeom>
+                      <a:solidFill>
+                        <a:srgbClr val="2F6B4F"/>
+                      </a:solidFill>
+                      <a:ln w="12700" cap="flat">
+                        <a:solidFill>
+                          <a:srgbClr val="2F6B4F"/>
+                        </a:solidFill>
+                      </a:ln>
+                    </wps:spPr>
+                    <wps:txbx>
+                      <w:txbxContent>
+                        <w:p>
+                          <w:pPr>
+                            <w:spacing w:before="0" w:after="0" w:line="240" w:lineRule="auto"/>
+                            <w:jc w:val="center"/>
+                          </w:pPr>
+                          <w:r>
+                            <w:rPr>
+                              <w:b/>
+                              <w:color w:val="FFFFFF"/>
+                              <w:sz w:val="14"/>
+                              <w:szCs w:val="14"/>
+                            </w:rPr>
+                            <w:t xml:space="preserve">S</w:t>
+                          </w:r>
+                        </w:p>
+                      </w:txbxContent>
+                    </wps:txbx>
+                    <wps:bodyPr rot="0" vertOverflow="overflow" horzOverflow="overflow" wrap="none" lIns="0" tIns="0" rIns="0" bIns="0" anchor="ctr" anchorCtr="1">
+                      <a:noAutofit/>
+                    </wps:bodyPr>
+                  </wps:wsp>
+                  <wps:wsp>
+                    <wps:cNvPr id="2003" name="p_peers"/>
+                    <wps:cNvSpPr/>
+                    <wps:spPr>
+                      <a:xfrm>
+                        <a:off x="0" y="1428750"/>
+                        <a:ext cx="2095500" cy="990600"/>
+                      </a:xfrm>
+                      <a:prstGeom prst="roundRect">
+                        <a:avLst/>
+                      </a:prstGeom>
+                      <a:solidFill>
+                        <a:srgbClr val="DBE4F0"/>
+                      </a:solidFill>
+                      <a:ln w="19050" cap="flat">
+                        <a:solidFill>
+                          <a:srgbClr val="33415C"/>
+                        </a:solidFill>
+                      </a:ln>
+                    </wps:spPr>
+                    <wps:txbx>
+                      <w:txbxContent>
+                        <w:p>
+                          <w:pPr>
+                            <w:spacing w:before="0" w:after="0" w:line="240" w:lineRule="auto"/>
+                            <w:jc w:val="center"/>
+                          </w:pPr>
+                          <w:r>
+                            <w:rPr>
+                              <w:b/>
+                              <w:color w:val="16202E"/>
+                              <w:sz w:val="20"/>
+                              <w:szCs w:val="20"/>
+                            </w:rPr>
+                            <w:t xml:space="preserve">Peer reviewers</w:t>
+                          </w:r>
+                        </w:p>
+                        <w:p>
+                          <w:pPr>
+                            <w:spacing w:before="0" w:after="0" w:line="240" w:lineRule="auto"/>
+                            <w:jc w:val="center"/>
+                          </w:pPr>
+                          <w:r>
+                            <w:rPr>
+                              <w:color w:val="16202E"/>
+                              <w:sz w:val="16"/>
+                              <w:szCs w:val="16"/>
+                            </w:rPr>
+                            <w:t xml:space="preserve">Independent review before</w:t>
+                          </w:r>
+                        </w:p>
+                        <w:p>
+                          <w:pPr>
+                            <w:spacing w:before="0" w:after="0" w:line="240" w:lineRule="auto"/>
+                            <w:jc w:val="center"/>
+                          </w:pPr>
+                          <w:r>
+                            <w:rPr>
+                              <w:color w:val="16202E"/>
+                              <w:sz w:val="16"/>
+                              <w:szCs w:val="16"/>
+                            </w:rPr>
+                            <w:t xml:space="preserve">delivery.</w:t>
+                          </w:r>
+                        </w:p>
+                      </w:txbxContent>
+                    </wps:txbx>
+                    <wps:bodyPr rot="0" vertOverflow="overflow" horzOverflow="overflow" wrap="square" lIns="27432" tIns="18288" rIns="27432" bIns="18288" anchor="ctr" anchorCtr="1">
+                      <a:noAutofit/>
+                    </wps:bodyPr>
+                  </wps:wsp>
+                  <wps:wsp>
+                    <wps:cNvPr id="2004" name="grounding-S"/>
+                    <wps:cNvSpPr/>
+                    <wps:spPr>
+                      <a:xfrm>
+                        <a:off x="1876425" y="1476375"/>
+                        <a:ext cx="171450" cy="171450"/>
+                      </a:xfrm>
+                      <a:prstGeom prst="ellipse">
+                        <a:avLst/>
+                      </a:prstGeom>
+                      <a:solidFill>
+                        <a:srgbClr val="2F6B4F"/>
+                      </a:solidFill>
+                      <a:ln w="12700" cap="flat">
+                        <a:solidFill>
+                          <a:srgbClr val="2F6B4F"/>
+                        </a:solidFill>
+                      </a:ln>
+                    </wps:spPr>
+                    <wps:txbx>
+                      <w:txbxContent>
+                        <w:p>
+                          <w:pPr>
+                            <w:spacing w:before="0" w:after="0" w:line="240" w:lineRule="auto"/>
+                            <w:jc w:val="center"/>
+                          </w:pPr>
+                          <w:r>
+                            <w:rPr>
+                              <w:b/>
+                              <w:color w:val="FFFFFF"/>
+                              <w:sz w:val="14"/>
+                              <w:szCs w:val="14"/>
+                            </w:rPr>
+                            <w:t xml:space="preserve">S</w:t>
+                          </w:r>
+                        </w:p>
+                      </w:txbxContent>
+                    </wps:txbx>
+                    <wps:bodyPr rot="0" vertOverflow="overflow" horzOverflow="overflow" wrap="none" lIns="0" tIns="0" rIns="0" bIns="0" anchor="ctr" anchorCtr="1">
+                      <a:noAutofit/>
+                    </wps:bodyPr>
+                  </wps:wsp>
+                  <wps:wsp>
+                    <wps:cNvPr id="2005" name="s_sources"/>
+                    <wps:cNvSpPr/>
+                    <wps:spPr>
+                      <a:xfrm>
+                        <a:off x="3048000" y="0"/>
+                        <a:ext cx="2095500" cy="990600"/>
+                      </a:xfrm>
+                      <a:prstGeom prst="roundRect">
+                        <a:avLst/>
+                      </a:prstGeom>
+                      <a:solidFill>
+                        <a:srgbClr val="E4E4E4"/>
+                      </a:solidFill>
+                      <a:ln w="19050" cap="flat">
+                        <a:solidFill>
+                          <a:srgbClr val="33415C"/>
+                        </a:solidFill>
+                      </a:ln>
+                    </wps:spPr>
+                    <wps:txbx>
+                      <w:txbxContent>
+                        <w:p>
+                          <w:pPr>
+                            <w:spacing w:before="0" w:after="0" w:line="240" w:lineRule="auto"/>
+                            <w:jc w:val="center"/>
+                          </w:pPr>
+                          <w:r>
+                            <w:rPr>
+                              <w:b/>
+                              <w:color w:val="16202E"/>
+                              <w:sz w:val="20"/>
+                              <w:szCs w:val="20"/>
+                            </w:rPr>
+                            <w:t xml:space="preserve">Stakeholder sources</w:t>
+                          </w:r>
+                        </w:p>
+                        <w:p>
+                          <w:pPr>
+                            <w:spacing w:before="0" w:after="0" w:line="240" w:lineRule="auto"/>
+                            <w:jc w:val="center"/>
+                          </w:pPr>
+                          <w:r>
+                            <w:rPr>
+                              <w:color w:val="16202E"/>
+                              <w:sz w:val="16"/>
+                              <w:szCs w:val="16"/>
+                            </w:rPr>
+                            <w:t xml:space="preserve">Meetings, documents,</w:t>
+                          </w:r>
+                        </w:p>
+                        <w:p>
+                          <w:pPr>
+                            <w:spacing w:before="0" w:after="0" w:line="240" w:lineRule="auto"/>
+                            <w:jc w:val="center"/>
+                          </w:pPr>
+                          <w:r>
+                            <w:rPr>
+                              <w:color w:val="16202E"/>
+                              <w:sz w:val="16"/>
+                              <w:szCs w:val="16"/>
+                            </w:rPr>
+                            <w:t xml:space="preserve">repositories.</w:t>
+                          </w:r>
+                        </w:p>
+                      </w:txbxContent>
+                    </wps:txbx>
+                    <wps:bodyPr rot="0" vertOverflow="overflow" horzOverflow="overflow" wrap="square" lIns="27432" tIns="18288" rIns="27432" bIns="18288" anchor="ctr" anchorCtr="1">
+                      <a:noAutofit/>
+                    </wps:bodyPr>
+                  </wps:wsp>
+                  <wps:wsp>
+                    <wps:cNvPr id="2006" name="grounding-S"/>
+                    <wps:cNvSpPr/>
+                    <wps:spPr>
+                      <a:xfrm>
+                        <a:off x="4924425" y="47625"/>
+                        <a:ext cx="171450" cy="171450"/>
+                      </a:xfrm>
+                      <a:prstGeom prst="ellipse">
+                        <a:avLst/>
+                      </a:prstGeom>
+                      <a:solidFill>
+                        <a:srgbClr val="2F6B4F"/>
+                      </a:solidFill>
+                      <a:ln w="12700" cap="flat">
+                        <a:solidFill>
+                          <a:srgbClr val="2F6B4F"/>
+                        </a:solidFill>
+                      </a:ln>
+                    </wps:spPr>
+                    <wps:txbx>
+                      <w:txbxContent>
+                        <w:p>
+                          <w:pPr>
+                            <w:spacing w:before="0" w:after="0" w:line="240" w:lineRule="auto"/>
+                            <w:jc w:val="center"/>
+                          </w:pPr>
+                          <w:r>
+                            <w:rPr>
+                              <w:b/>
+                              <w:color w:val="FFFFFF"/>
+                              <w:sz w:val="14"/>
+                              <w:szCs w:val="14"/>
+                            </w:rPr>
+                            <w:t xml:space="preserve">S</w:t>
+                          </w:r>
+                        </w:p>
+                      </w:txbxContent>
+                    </wps:txbx>
+                    <wps:bodyPr rot="0" vertOverflow="overflow" horzOverflow="overflow" wrap="none" lIns="0" tIns="0" rIns="0" bIns="0" anchor="ctr" anchorCtr="1">
+                      <a:noAutofit/>
+                    </wps:bodyPr>
+                  </wps:wsp>
+                  <wps:wsp>
+                    <wps:cNvPr id="2007" name="s_external"/>
+                    <wps:cNvSpPr/>
+                    <wps:spPr>
+                      <a:xfrm>
+                        <a:off x="9144000" y="0"/>
+                        <a:ext cx="2095500" cy="990600"/>
+                      </a:xfrm>
+                      <a:prstGeom prst="roundRect">
+                        <a:avLst/>
+                      </a:prstGeom>
+                      <a:solidFill>
+                        <a:srgbClr val="E4E4E4"/>
+                      </a:solidFill>
+                      <a:ln w="19050" cap="flat">
+                        <a:solidFill>
+                          <a:srgbClr val="33415C"/>
+                        </a:solidFill>
+                      </a:ln>
+                    </wps:spPr>
+                    <wps:txbx>
+                      <w:txbxContent>
+                        <w:p>
+                          <w:pPr>
+                            <w:spacing w:before="0" w:after="0" w:line="240" w:lineRule="auto"/>
+                            <w:jc w:val="center"/>
+                          </w:pPr>
+                          <w:r>
+                            <w:rPr>
+                              <w:b/>
+                              <w:color w:val="16202E"/>
+                              <w:sz w:val="20"/>
+                              <w:szCs w:val="20"/>
+                            </w:rPr>
+                            <w:t xml:space="preserve">Jira / Lucid /</w:t>
+                          </w:r>
+                        </w:p>
+                        <w:p>
+                          <w:pPr>
+                            <w:spacing w:before="0" w:after="0" w:line="240" w:lineRule="auto"/>
+                            <w:jc w:val="center"/>
+                          </w:pPr>
+                          <w:r>
+                            <w:rPr>
+                              <w:b/>
+                              <w:color w:val="16202E"/>
+                              <w:sz w:val="20"/>
+                              <w:szCs w:val="20"/>
+                            </w:rPr>
+                            <w:t xml:space="preserve">SharePoint</w:t>
+                          </w:r>
+                        </w:p>
+                        <w:p>
+                          <w:pPr>
+                            <w:spacing w:before="0" w:after="0" w:line="240" w:lineRule="auto"/>
+                            <w:jc w:val="center"/>
+                          </w:pPr>
+                          <w:r>
+                            <w:rPr>
+                              <w:color w:val="16202E"/>
+                              <w:sz w:val="16"/>
+                              <w:szCs w:val="16"/>
+                            </w:rPr>
+                            <w:t xml:space="preserve">Publication targets.</w:t>
+                          </w:r>
+                        </w:p>
+                      </w:txbxContent>
+                    </wps:txbx>
+                    <wps:bodyPr rot="0" vertOverflow="overflow" horzOverflow="overflow" wrap="square" lIns="27432" tIns="18288" rIns="27432" bIns="18288" anchor="ctr" anchorCtr="1">
+                      <a:noAutofit/>
+                    </wps:bodyPr>
+                  </wps:wsp>
+                  <wps:wsp>
+                    <wps:cNvPr id="2008" name="grounding-S"/>
+                    <wps:cNvSpPr/>
+                    <wps:spPr>
+                      <a:xfrm>
+                        <a:off x="11020425" y="47625"/>
+                        <a:ext cx="171450" cy="171450"/>
+                      </a:xfrm>
+                      <a:prstGeom prst="ellipse">
+                        <a:avLst/>
+                      </a:prstGeom>
+                      <a:solidFill>
+                        <a:srgbClr val="2F6B4F"/>
+                      </a:solidFill>
+                      <a:ln w="12700" cap="flat">
+                        <a:solidFill>
+                          <a:srgbClr val="2F6B4F"/>
+                        </a:solidFill>
+                      </a:ln>
+                    </wps:spPr>
+                    <wps:txbx>
+                      <w:txbxContent>
+                        <w:p>
+                          <w:pPr>
+                            <w:spacing w:before="0" w:after="0" w:line="240" w:lineRule="auto"/>
+                            <w:jc w:val="center"/>
+                          </w:pPr>
+                          <w:r>
+                            <w:rPr>
+                              <w:b/>
+                              <w:color w:val="FFFFFF"/>
+                              <w:sz w:val="14"/>
+                              <w:szCs w:val="14"/>
+                            </w:rPr>
+                            <w:t xml:space="preserve">S</w:t>
+                          </w:r>
+                        </w:p>
+                      </w:txbxContent>
+                    </wps:txbx>
+                    <wps:bodyPr rot="0" vertOverflow="overflow" horzOverflow="overflow" wrap="none" lIns="0" tIns="0" rIns="0" bIns="0" anchor="ctr" anchorCtr="1">
+                      <a:noAutofit/>
+                    </wps:bodyPr>
+                  </wps:wsp>
+                  <wps:wsp>
+                    <wps:cNvPr id="2009" name="c_intake"/>
+                    <wps:cNvSpPr/>
+                    <wps:spPr>
+                      <a:xfrm>
+                        <a:off x="3048000" y="1428750"/>
+                        <a:ext cx="2095500" cy="990600"/>
+                      </a:xfrm>
+                      <a:prstGeom prst="roundRect">
+                        <a:avLst/>
+                      </a:prstGeom>
+                      <a:solidFill>
+                        <a:srgbClr val="CFE3D8"/>
+                      </a:solidFill>
+                      <a:ln w="19050" cap="flat">
+                        <a:solidFill>
+                          <a:srgbClr val="33415C"/>
+                        </a:solidFill>
+                      </a:ln>
+                    </wps:spPr>
+                    <wps:txbx>
+                      <w:txbxContent>
+                        <w:p>
+                          <w:pPr>
+                            <w:spacing w:before="0" w:after="0" w:line="240" w:lineRule="auto"/>
+                            <w:jc w:val="center"/>
+                          </w:pPr>
+                          <w:r>
+                            <w:rPr>
+                              <w:b/>
+                              <w:color w:val="16202E"/>
+                              <w:sz w:val="20"/>
+                              <w:szCs w:val="20"/>
+                            </w:rPr>
+                            <w:t xml:space="preserve">Evidence manifest</w:t>
+                          </w:r>
+                        </w:p>
+                        <w:p>
+                          <w:pPr>
+                            <w:spacing w:before="0" w:after="0" w:line="240" w:lineRule="auto"/>
+                            <w:jc w:val="center"/>
+                          </w:pPr>
+                          <w:r>
+                            <w:rPr>
+                              <w:color w:val="16202E"/>
+                              <w:sz w:val="16"/>
+                              <w:szCs w:val="16"/>
+                            </w:rPr>
+                            <w:t xml:space="preserve">Normalise, hash,</w:t>
+                          </w:r>
+                        </w:p>
+                        <w:p>
+                          <w:pPr>
+                            <w:spacing w:before="0" w:after="0" w:line="240" w:lineRule="auto"/>
+                            <w:jc w:val="center"/>
+                          </w:pPr>
+                          <w:r>
+                            <w:rPr>
+                              <w:color w:val="16202E"/>
+                              <w:sz w:val="16"/>
+                              <w:szCs w:val="16"/>
+                            </w:rPr>
+                            <w:t xml:space="preserve">manifest-only in git.</w:t>
+                          </w:r>
+                        </w:p>
+                      </w:txbxContent>
+                    </wps:txbx>
+                    <wps:bodyPr rot="0" vertOverflow="overflow" horzOverflow="overflow" wrap="square" lIns="27432" tIns="18288" rIns="27432" bIns="18288" anchor="ctr" anchorCtr="1">
+                      <a:noAutofit/>
+                    </wps:bodyPr>
+                  </wps:wsp>
+                  <wps:wsp>
+                    <wps:cNvPr id="2010" name="grounding-D"/>
+                    <wps:cNvSpPr/>
+                    <wps:spPr>
+                      <a:xfrm>
+                        <a:off x="4924425" y="1476375"/>
+                        <a:ext cx="171450" cy="171450"/>
+                      </a:xfrm>
+                      <a:prstGeom prst="ellipse">
+                        <a:avLst/>
+                      </a:prstGeom>
+                      <a:solidFill>
+                        <a:srgbClr val="3B5A7A"/>
+                      </a:solidFill>
+                      <a:ln w="12700" cap="flat">
+                        <a:solidFill>
+                          <a:srgbClr val="3B5A7A"/>
+                        </a:solidFill>
+                      </a:ln>
+                    </wps:spPr>
+                    <wps:txbx>
+                      <w:txbxContent>
+                        <w:p>
+                          <w:pPr>
+                            <w:spacing w:before="0" w:after="0" w:line="240" w:lineRule="auto"/>
+                            <w:jc w:val="center"/>
+                          </w:pPr>
+                          <w:r>
+                            <w:rPr>
+                              <w:b/>
+                              <w:color w:val="FFFFFF"/>
+                              <w:sz w:val="14"/>
+                              <w:szCs w:val="14"/>
+                            </w:rPr>
+                            <w:t xml:space="preserve">D</w:t>
+                          </w:r>
+                        </w:p>
+                      </w:txbxContent>
+                    </wps:txbx>
+                    <wps:bodyPr rot="0" vertOverflow="overflow" horzOverflow="overflow" wrap="none" lIns="0" tIns="0" rIns="0" bIns="0" anchor="ctr" anchorCtr="1">
+                      <a:noAutofit/>
+                    </wps:bodyPr>
+                  </wps:wsp>
+                  <wps:wsp>
+                    <wps:cNvPr id="2011" name="c_extract"/>
+                    <wps:cNvSpPr/>
+                    <wps:spPr>
+                      <a:xfrm>
+                        <a:off x="3048000" y="2857500"/>
+                        <a:ext cx="2095500" cy="990600"/>
+                      </a:xfrm>
+                      <a:prstGeom prst="roundRect">
+                        <a:avLst/>
+                      </a:prstGeom>
+                      <a:solidFill>
+                        <a:srgbClr val="CFE3D8"/>
+                      </a:solidFill>
+                      <a:ln w="19050" cap="flat">
+                        <a:solidFill>
+                          <a:srgbClr val="33415C"/>
+                        </a:solidFill>
+                      </a:ln>
+                    </wps:spPr>
+                    <wps:txbx>
+                      <w:txbxContent>
+                        <w:p>
+                          <w:pPr>
+                            <w:spacing w:before="0" w:after="0" w:line="240" w:lineRule="auto"/>
+                            <w:jc w:val="center"/>
+                          </w:pPr>
+                          <w:r>
+                            <w:rPr>
+                              <w:b/>
+                              <w:color w:val="16202E"/>
+                              <w:sz w:val="20"/>
+                              <w:szCs w:val="20"/>
+                            </w:rPr>
+                            <w:t xml:space="preserve">Extraction agent</w:t>
+                          </w:r>
+                        </w:p>
+                        <w:p>
+                          <w:pPr>
+                            <w:spacing w:before="0" w:after="0" w:line="240" w:lineRule="auto"/>
+                            <w:jc w:val="center"/>
+                          </w:pPr>
+                          <w:r>
+                            <w:rPr>
+                              <w:color w:val="16202E"/>
+                              <w:sz w:val="16"/>
+                              <w:szCs w:val="16"/>
+                            </w:rPr>
+                            <w:t xml:space="preserve">Single read-only agent</w:t>
+                          </w:r>
+                        </w:p>
+                        <w:p>
+                          <w:pPr>
+                            <w:spacing w:before="0" w:after="0" w:line="240" w:lineRule="auto"/>
+                            <w:jc w:val="center"/>
+                          </w:pPr>
+                          <w:r>
+                            <w:rPr>
+                              <w:color w:val="16202E"/>
+                              <w:sz w:val="16"/>
+                              <w:szCs w:val="16"/>
+                            </w:rPr>
+                            <w:t xml:space="preserve">proposing spans.</w:t>
+                          </w:r>
+                        </w:p>
+                      </w:txbxContent>
+                    </wps:txbx>
+                    <wps:bodyPr rot="0" vertOverflow="overflow" horzOverflow="overflow" wrap="square" lIns="27432" tIns="18288" rIns="27432" bIns="18288" anchor="ctr" anchorCtr="1">
+                      <a:noAutofit/>
+                    </wps:bodyPr>
+                  </wps:wsp>
+                  <wps:wsp>
+                    <wps:cNvPr id="2012" name="grounding-S"/>
+                    <wps:cNvSpPr/>
+                    <wps:spPr>
+                      <a:xfrm>
+                        <a:off x="4924425" y="2905125"/>
+                        <a:ext cx="171450" cy="171450"/>
+                      </a:xfrm>
+                      <a:prstGeom prst="ellipse">
+                        <a:avLst/>
+                      </a:prstGeom>
+                      <a:solidFill>
+                        <a:srgbClr val="2F6B4F"/>
+                      </a:solidFill>
+                      <a:ln w="12700" cap="flat">
+                        <a:solidFill>
+                          <a:srgbClr val="2F6B4F"/>
+                        </a:solidFill>
+                      </a:ln>
+                    </wps:spPr>
+                    <wps:txbx>
+                      <w:txbxContent>
+                        <w:p>
+                          <w:pPr>
+                            <w:spacing w:before="0" w:after="0" w:line="240" w:lineRule="auto"/>
+                            <w:jc w:val="center"/>
+                          </w:pPr>
+                          <w:r>
+                            <w:rPr>
+                              <w:b/>
+                              <w:color w:val="FFFFFF"/>
+                              <w:sz w:val="14"/>
+                              <w:szCs w:val="14"/>
+                            </w:rPr>
+                            <w:t xml:space="preserve">S</w:t>
+                          </w:r>
+                        </w:p>
+                      </w:txbxContent>
+                    </wps:txbx>
+                    <wps:bodyPr rot="0" vertOverflow="overflow" horzOverflow="overflow" wrap="none" lIns="0" tIns="0" rIns="0" bIns="0" anchor="ctr" anchorCtr="1">
+                      <a:noAutofit/>
+                    </wps:bodyPr>
+                  </wps:wsp>
+                  <wps:wsp>
+                    <wps:cNvPr id="2013" name="c_gate"/>
+                    <wps:cNvSpPr/>
+                    <wps:spPr>
+                      <a:xfrm>
+                        <a:off x="6096000" y="2857500"/>
+                        <a:ext cx="2095500" cy="990600"/>
+                      </a:xfrm>
+                      <a:prstGeom prst="roundRect">
+                        <a:avLst/>
+                      </a:prstGeom>
+                      <a:solidFill>
+                        <a:srgbClr val="CFE3D8"/>
+                      </a:solidFill>
+                      <a:ln w="19050" cap="flat">
+                        <a:solidFill>
+                          <a:srgbClr val="33415C"/>
+                        </a:solidFill>
+                      </a:ln>
+                    </wps:spPr>
+                    <wps:txbx>
+                      <w:txbxContent>
+                        <w:p>
+                          <w:pPr>
+                            <w:spacing w:before="0" w:after="0" w:line="240" w:lineRule="auto"/>
+                            <w:jc w:val="center"/>
+                          </w:pPr>
+                          <w:r>
+                            <w:rPr>
+                              <w:b/>
+                              <w:color w:val="16202E"/>
+                              <w:sz w:val="20"/>
+                              <w:szCs w:val="20"/>
+                            </w:rPr>
+                            <w:t xml:space="preserve">Deterministic gate</w:t>
+                          </w:r>
+                        </w:p>
+                        <w:p>
+                          <w:pPr>
+                            <w:spacing w:before="0" w:after="0" w:line="240" w:lineRule="auto"/>
+                            <w:jc w:val="center"/>
+                          </w:pPr>
+                          <w:r>
+                            <w:rPr>
+                              <w:color w:val="16202E"/>
+                              <w:sz w:val="16"/>
+                              <w:szCs w:val="16"/>
+                            </w:rPr>
+                            <w:t xml:space="preserve">G1-G13 plus coverage and</w:t>
+                          </w:r>
+                        </w:p>
+                        <w:p>
+                          <w:pPr>
+                            <w:spacing w:before="0" w:after="0" w:line="240" w:lineRule="auto"/>
+                            <w:jc w:val="center"/>
+                          </w:pPr>
+                          <w:r>
+                            <w:rPr>
+                              <w:color w:val="16202E"/>
+                              <w:sz w:val="16"/>
+                              <w:szCs w:val="16"/>
+                            </w:rPr>
+                            <w:t xml:space="preserve">agent checks.</w:t>
+                          </w:r>
+                        </w:p>
+                      </w:txbxContent>
+                    </wps:txbx>
+                    <wps:bodyPr rot="0" vertOverflow="overflow" horzOverflow="overflow" wrap="square" lIns="27432" tIns="18288" rIns="27432" bIns="18288" anchor="ctr" anchorCtr="1">
+                      <a:noAutofit/>
+                    </wps:bodyPr>
+                  </wps:wsp>
+                  <wps:wsp>
+                    <wps:cNvPr id="2014" name="grounding-S"/>
+                    <wps:cNvSpPr/>
+                    <wps:spPr>
+                      <a:xfrm>
+                        <a:off x="7972425" y="2905125"/>
+                        <a:ext cx="171450" cy="171450"/>
+                      </a:xfrm>
+                      <a:prstGeom prst="ellipse">
+                        <a:avLst/>
+                      </a:prstGeom>
+                      <a:solidFill>
+                        <a:srgbClr val="2F6B4F"/>
+                      </a:solidFill>
+                      <a:ln w="12700" cap="flat">
+                        <a:solidFill>
+                          <a:srgbClr val="2F6B4F"/>
+                        </a:solidFill>
+                      </a:ln>
+                    </wps:spPr>
+                    <wps:txbx>
+                      <w:txbxContent>
+                        <w:p>
+                          <w:pPr>
+                            <w:spacing w:before="0" w:after="0" w:line="240" w:lineRule="auto"/>
+                            <w:jc w:val="center"/>
+                          </w:pPr>
+                          <w:r>
+                            <w:rPr>
+                              <w:b/>
+                              <w:color w:val="FFFFFF"/>
+                              <w:sz w:val="14"/>
+                              <w:szCs w:val="14"/>
+                            </w:rPr>
+                            <w:t xml:space="preserve">S</w:t>
+                          </w:r>
+                        </w:p>
+                      </w:txbxContent>
+                    </wps:txbx>
+                    <wps:bodyPr rot="0" vertOverflow="overflow" horzOverflow="overflow" wrap="none" lIns="0" tIns="0" rIns="0" bIns="0" anchor="ctr" anchorCtr="1">
+                      <a:noAutofit/>
+                    </wps:bodyPr>
+                  </wps:wsp>
+                  <wps:wsp>
+                    <wps:cNvPr id="2015" name="c_render"/>
+                    <wps:cNvSpPr/>
+                    <wps:spPr>
+                      <a:xfrm>
+                        <a:off x="6096000" y="4286250"/>
+                        <a:ext cx="2095500" cy="990600"/>
+                      </a:xfrm>
+                      <a:prstGeom prst="roundRect">
+                        <a:avLst/>
+                      </a:prstGeom>
+                      <a:solidFill>
+                        <a:srgbClr val="CFE3D8"/>
+                      </a:solidFill>
+                      <a:ln w="19050" cap="flat">
+                        <a:solidFill>
+                          <a:srgbClr val="33415C"/>
+                        </a:solidFill>
+                      </a:ln>
+                    </wps:spPr>
+                    <wps:txbx>
+                      <w:txbxContent>
+                        <w:p>
+                          <w:pPr>
+                            <w:spacing w:before="0" w:after="0" w:line="240" w:lineRule="auto"/>
+                            <w:jc w:val="center"/>
+                          </w:pPr>
+                          <w:r>
+                            <w:rPr>
+                              <w:b/>
+                              <w:color w:val="16202E"/>
+                              <w:sz w:val="20"/>
+                              <w:szCs w:val="20"/>
+                            </w:rPr>
+                            <w:t xml:space="preserve">Renderer</w:t>
+                          </w:r>
+                        </w:p>
+                        <w:p>
+                          <w:pPr>
+                            <w:spacing w:before="0" w:after="0" w:line="240" w:lineRule="auto"/>
+                            <w:jc w:val="center"/>
+                          </w:pPr>
+                          <w:r>
+                            <w:rPr>
+                              <w:color w:val="16202E"/>
+                              <w:sz w:val="16"/>
+                              <w:szCs w:val="16"/>
+                            </w:rPr>
+                            <w:t xml:space="preserve">SVG, draw.io, PlantUML,</w:t>
+                          </w:r>
+                        </w:p>
+                        <w:p>
+                          <w:pPr>
+                            <w:spacing w:before="0" w:after="0" w:line="240" w:lineRule="auto"/>
+                            <w:jc w:val="center"/>
+                          </w:pPr>
+                          <w:r>
+                            <w:rPr>
+                              <w:color w:val="16202E"/>
+                              <w:sz w:val="16"/>
+                              <w:szCs w:val="16"/>
+                            </w:rPr>
+                            <w:t xml:space="preserve">Mermaid, docx, Jira.</w:t>
+                          </w:r>
+                        </w:p>
+                      </w:txbxContent>
+                    </wps:txbx>
+                    <wps:bodyPr rot="0" vertOverflow="overflow" horzOverflow="overflow" wrap="square" lIns="27432" tIns="18288" rIns="27432" bIns="18288" anchor="ctr" anchorCtr="1">
+                      <a:noAutofit/>
+                    </wps:bodyPr>
+                  </wps:wsp>
+                  <wps:wsp>
+                    <wps:cNvPr id="2016" name="grounding-S"/>
+                    <wps:cNvSpPr/>
+                    <wps:spPr>
+                      <a:xfrm>
+                        <a:off x="7972425" y="4333875"/>
+                        <a:ext cx="171450" cy="171450"/>
+                      </a:xfrm>
+                      <a:prstGeom prst="ellipse">
+                        <a:avLst/>
+                      </a:prstGeom>
+                      <a:solidFill>
+                        <a:srgbClr val="2F6B4F"/>
+                      </a:solidFill>
+                      <a:ln w="12700" cap="flat">
+                        <a:solidFill>
+                          <a:srgbClr val="2F6B4F"/>
+                        </a:solidFill>
+                      </a:ln>
+                    </wps:spPr>
+                    <wps:txbx>
+                      <w:txbxContent>
+                        <w:p>
+                          <w:pPr>
+                            <w:spacing w:before="0" w:after="0" w:line="240" w:lineRule="auto"/>
+                            <w:jc w:val="center"/>
+                          </w:pPr>
+                          <w:r>
+                            <w:rPr>
+                              <w:b/>
+                              <w:color w:val="FFFFFF"/>
+                              <w:sz w:val="14"/>
+                              <w:szCs w:val="14"/>
+                            </w:rPr>
+                            <w:t xml:space="preserve">S</w:t>
+                          </w:r>
+                        </w:p>
+                      </w:txbxContent>
+                    </wps:txbx>
+                    <wps:bodyPr rot="0" vertOverflow="overflow" horzOverflow="overflow" wrap="none" lIns="0" tIns="0" rIns="0" bIns="0" anchor="ctr" anchorCtr="1">
+                      <a:noAutofit/>
+                    </wps:bodyPr>
+                  </wps:wsp>
+                  <wps:wsp>
+                    <wps:cNvPr id="2017" name="c_release"/>
+                    <wps:cNvSpPr/>
+                    <wps:spPr>
+                      <a:xfrm>
+                        <a:off x="3048000" y="4286250"/>
+                        <a:ext cx="2095500" cy="990600"/>
+                      </a:xfrm>
+                      <a:prstGeom prst="roundRect">
+                        <a:avLst/>
+                      </a:prstGeom>
+                      <a:solidFill>
+                        <a:srgbClr val="CFE3D8"/>
+                      </a:solidFill>
+                      <a:ln w="19050" cap="flat">
+                        <a:solidFill>
+                          <a:srgbClr val="33415C"/>
+                        </a:solidFill>
+                      </a:ln>
+                    </wps:spPr>
+                    <wps:txbx>
+                      <w:txbxContent>
+                        <w:p>
+                          <w:pPr>
+                            <w:spacing w:before="0" w:after="0" w:line="240" w:lineRule="auto"/>
+                            <w:jc w:val="center"/>
+                          </w:pPr>
+                          <w:r>
+                            <w:rPr>
+                              <w:b/>
+                              <w:color w:val="16202E"/>
+                              <w:sz w:val="20"/>
+                              <w:szCs w:val="20"/>
+                            </w:rPr>
+                            <w:t xml:space="preserve">Release + verify</w:t>
+                          </w:r>
+                        </w:p>
+                        <w:p>
+                          <w:pPr>
+                            <w:spacing w:before="0" w:after="0" w:line="240" w:lineRule="auto"/>
+                            <w:jc w:val="center"/>
+                          </w:pPr>
+                          <w:r>
+                            <w:rPr>
+                              <w:color w:val="16202E"/>
+                              <w:sz w:val="16"/>
+                              <w:szCs w:val="16"/>
+                            </w:rPr>
+                            <w:t xml:space="preserve">Binds approver, commit and</w:t>
+                          </w:r>
+                        </w:p>
+                        <w:p>
+                          <w:pPr>
+                            <w:spacing w:before="0" w:after="0" w:line="240" w:lineRule="auto"/>
+                            <w:jc w:val="center"/>
+                          </w:pPr>
+                          <w:r>
+                            <w:rPr>
+                              <w:color w:val="16202E"/>
+                              <w:sz w:val="16"/>
+                              <w:szCs w:val="16"/>
+                            </w:rPr>
+                            <w:t xml:space="preserve">output hashes.</w:t>
+                          </w:r>
+                        </w:p>
+                      </w:txbxContent>
+                    </wps:txbx>
+                    <wps:bodyPr rot="0" vertOverflow="overflow" horzOverflow="overflow" wrap="square" lIns="27432" tIns="18288" rIns="27432" bIns="18288" anchor="ctr" anchorCtr="1">
+                      <a:noAutofit/>
+                    </wps:bodyPr>
+                  </wps:wsp>
+                  <wps:wsp>
+                    <wps:cNvPr id="2018" name="grounding-D"/>
+                    <wps:cNvSpPr/>
+                    <wps:spPr>
+                      <a:xfrm>
+                        <a:off x="4924425" y="4333875"/>
+                        <a:ext cx="171450" cy="171450"/>
+                      </a:xfrm>
+                      <a:prstGeom prst="ellipse">
+                        <a:avLst/>
+                      </a:prstGeom>
+                      <a:solidFill>
+                        <a:srgbClr val="3B5A7A"/>
+                      </a:solidFill>
+                      <a:ln w="12700" cap="flat">
+                        <a:solidFill>
+                          <a:srgbClr val="3B5A7A"/>
+                        </a:solidFill>
+                      </a:ln>
+                    </wps:spPr>
+                    <wps:txbx>
+                      <w:txbxContent>
+                        <w:p>
+                          <w:pPr>
+                            <w:spacing w:before="0" w:after="0" w:line="240" w:lineRule="auto"/>
+                            <w:jc w:val="center"/>
+                          </w:pPr>
+                          <w:r>
+                            <w:rPr>
+                              <w:b/>
+                              <w:color w:val="FFFFFF"/>
+                              <w:sz w:val="14"/>
+                              <w:szCs w:val="14"/>
+                            </w:rPr>
+                            <w:t xml:space="preserve">D</w:t>
+                          </w:r>
+                        </w:p>
+                      </w:txbxContent>
+                    </wps:txbx>
+                    <wps:bodyPr rot="0" vertOverflow="overflow" horzOverflow="overflow" wrap="none" lIns="0" tIns="0" rIns="0" bIns="0" anchor="ctr" anchorCtr="1">
+                      <a:noAutofit/>
+                    </wps:bodyPr>
+                  </wps:wsp>
+                  <wps:wsp>
+                    <wps:cNvPr id="2019" name="c_promote"/>
+                    <wps:cNvSpPr/>
+                    <wps:spPr>
+                      <a:xfrm>
+                        <a:off x="0" y="2857500"/>
+                        <a:ext cx="2095500" cy="990600"/>
+                      </a:xfrm>
+                      <a:prstGeom prst="roundRect">
+                        <a:avLst/>
+                      </a:prstGeom>
+                      <a:solidFill>
+                        <a:srgbClr val="CFE3D8"/>
+                      </a:solidFill>
+                      <a:ln w="19050" cap="flat">
+                        <a:solidFill>
+                          <a:srgbClr val="33415C"/>
+                        </a:solidFill>
+                      </a:ln>
+                    </wps:spPr>
+                    <wps:txbx>
+                      <w:txbxContent>
+                        <w:p>
+                          <w:pPr>
+                            <w:spacing w:before="0" w:after="0" w:line="240" w:lineRule="auto"/>
+                            <w:jc w:val="center"/>
+                          </w:pPr>
+                          <w:r>
+                            <w:rPr>
+                              <w:b/>
+                              <w:color w:val="16202E"/>
+                              <w:sz w:val="20"/>
+                              <w:szCs w:val="20"/>
+                            </w:rPr>
+                            <w:t xml:space="preserve">Promote gate</w:t>
+                          </w:r>
+                        </w:p>
+                        <w:p>
+                          <w:pPr>
+                            <w:spacing w:before="0" w:after="0" w:line="240" w:lineRule="auto"/>
+                            <w:jc w:val="center"/>
+                          </w:pPr>
+                          <w:r>
+                            <w:rPr>
+                              <w:color w:val="16202E"/>
+                              <w:sz w:val="16"/>
+                              <w:szCs w:val="16"/>
+                            </w:rPr>
+                            <w:t xml:space="preserve">Human confirms the quote</w:t>
+                          </w:r>
+                        </w:p>
+                        <w:p>
+                          <w:pPr>
+                            <w:spacing w:before="0" w:after="0" w:line="240" w:lineRule="auto"/>
+                            <w:jc w:val="center"/>
+                          </w:pPr>
+                          <w:r>
+                            <w:rPr>
+                              <w:color w:val="16202E"/>
+                              <w:sz w:val="16"/>
+                              <w:szCs w:val="16"/>
+                            </w:rPr>
+                            <w:t xml:space="preserve">supports the statement.</w:t>
+                          </w:r>
+                        </w:p>
+                      </w:txbxContent>
+                    </wps:txbx>
+                    <wps:bodyPr rot="0" vertOverflow="overflow" horzOverflow="overflow" wrap="square" lIns="27432" tIns="18288" rIns="27432" bIns="18288" anchor="ctr" anchorCtr="1">
+                      <a:noAutofit/>
+                    </wps:bodyPr>
+                  </wps:wsp>
+                  <wps:wsp>
+                    <wps:cNvPr id="2020" name="grounding-D"/>
+                    <wps:cNvSpPr/>
+                    <wps:spPr>
+                      <a:xfrm>
+                        <a:off x="1876425" y="2905125"/>
+                        <a:ext cx="171450" cy="171450"/>
+                      </a:xfrm>
+                      <a:prstGeom prst="ellipse">
+                        <a:avLst/>
+                      </a:prstGeom>
+                      <a:solidFill>
+                        <a:srgbClr val="3B5A7A"/>
+                      </a:solidFill>
+                      <a:ln w="12700" cap="flat">
+                        <a:solidFill>
+                          <a:srgbClr val="3B5A7A"/>
+                        </a:solidFill>
+                      </a:ln>
+                    </wps:spPr>
+                    <wps:txbx>
+                      <w:txbxContent>
+                        <w:p>
+                          <w:pPr>
+                            <w:spacing w:before="0" w:after="0" w:line="240" w:lineRule="auto"/>
+                            <w:jc w:val="center"/>
+                          </w:pPr>
+                          <w:r>
+                            <w:rPr>
+                              <w:b/>
+                              <w:color w:val="FFFFFF"/>
+                              <w:sz w:val="14"/>
+                              <w:szCs w:val="14"/>
+                            </w:rPr>
+                            <w:t xml:space="preserve">D</w:t>
+                          </w:r>
+                        </w:p>
+                      </w:txbxContent>
+                    </wps:txbx>
+                    <wps:bodyPr rot="0" vertOverflow="overflow" horzOverflow="overflow" wrap="none" lIns="0" tIns="0" rIns="0" bIns="0" anchor="ctr" anchorCtr="1">
+                      <a:noAutofit/>
+                    </wps:bodyPr>
+                  </wps:wsp>
+                  <wps:wsp>
+                    <wps:cNvPr id="2021" name="c_trust"/>
+                    <wps:cNvSpPr/>
+                    <wps:spPr>
+                      <a:xfrm>
+                        <a:off x="0" y="4286250"/>
+                        <a:ext cx="2095500" cy="990600"/>
+                      </a:xfrm>
+                      <a:prstGeom prst="roundRect">
+                        <a:avLst/>
+                      </a:prstGeom>
+                      <a:solidFill>
+                        <a:srgbClr val="CFE3D8"/>
+                      </a:solidFill>
+                      <a:ln w="19050" cap="flat">
+                        <a:solidFill>
+                          <a:srgbClr val="33415C"/>
+                        </a:solidFill>
+                      </a:ln>
+                    </wps:spPr>
+                    <wps:txbx>
+                      <w:txbxContent>
+                        <w:p>
+                          <w:pPr>
+                            <w:spacing w:before="0" w:after="0" w:line="240" w:lineRule="auto"/>
+                            <w:jc w:val="center"/>
+                          </w:pPr>
+                          <w:r>
+                            <w:rPr>
+                              <w:b/>
+                              <w:color w:val="16202E"/>
+                              <w:sz w:val="20"/>
+                              <w:szCs w:val="20"/>
+                            </w:rPr>
+                            <w:t xml:space="preserve">Trust boundary</w:t>
+                          </w:r>
+                        </w:p>
+                        <w:p>
+                          <w:pPr>
+                            <w:spacing w:before="0" w:after="0" w:line="240" w:lineRule="auto"/>
+                            <w:jc w:val="center"/>
+                          </w:pPr>
+                          <w:r>
+                            <w:rPr>
+                              <w:color w:val="16202E"/>
+                              <w:sz w:val="16"/>
+                              <w:szCs w:val="16"/>
+                            </w:rPr>
+                            <w:t xml:space="preserve">Evidence is data, never</w:t>
+                          </w:r>
+                        </w:p>
+                        <w:p>
+                          <w:pPr>
+                            <w:spacing w:before="0" w:after="0" w:line="240" w:lineRule="auto"/>
+                            <w:jc w:val="center"/>
+                          </w:pPr>
+                          <w:r>
+                            <w:rPr>
+                              <w:color w:val="16202E"/>
+                              <w:sz w:val="16"/>
+                              <w:szCs w:val="16"/>
+                            </w:rPr>
+                            <w:t xml:space="preserve">instructions.</w:t>
+                          </w:r>
+                        </w:p>
+                      </w:txbxContent>
+                    </wps:txbx>
+                    <wps:bodyPr rot="0" vertOverflow="overflow" horzOverflow="overflow" wrap="square" lIns="27432" tIns="18288" rIns="27432" bIns="18288" anchor="ctr" anchorCtr="1">
+                      <a:noAutofit/>
+                    </wps:bodyPr>
+                  </wps:wsp>
+                  <wps:wsp>
+                    <wps:cNvPr id="2022" name="grounding-D"/>
+                    <wps:cNvSpPr/>
+                    <wps:spPr>
+                      <a:xfrm>
+                        <a:off x="1876425" y="4333875"/>
+                        <a:ext cx="171450" cy="171450"/>
+                      </a:xfrm>
+                      <a:prstGeom prst="ellipse">
+                        <a:avLst/>
+                      </a:prstGeom>
+                      <a:solidFill>
+                        <a:srgbClr val="3B5A7A"/>
+                      </a:solidFill>
+                      <a:ln w="12700" cap="flat">
+                        <a:solidFill>
+                          <a:srgbClr val="3B5A7A"/>
+                        </a:solidFill>
+                      </a:ln>
+                    </wps:spPr>
+                    <wps:txbx>
+                      <w:txbxContent>
+                        <w:p>
+                          <w:pPr>
+                            <w:spacing w:before="0" w:after="0" w:line="240" w:lineRule="auto"/>
+                            <w:jc w:val="center"/>
+                          </w:pPr>
+                          <w:r>
+                            <w:rPr>
+                              <w:b/>
+                              <w:color w:val="FFFFFF"/>
+                              <w:sz w:val="14"/>
+                              <w:szCs w:val="14"/>
+                            </w:rPr>
+                            <w:t xml:space="preserve">D</w:t>
+                          </w:r>
+                        </w:p>
+                      </w:txbxContent>
+                    </wps:txbx>
+                    <wps:bodyPr rot="0" vertOverflow="overflow" horzOverflow="overflow" wrap="none" lIns="0" tIns="0" rIns="0" bIns="0" anchor="ctr" anchorCtr="1">
+                      <a:noAutofit/>
+                    </wps:bodyPr>
+                  </wps:wsp>
+                </wpg:wgp>
+              </a:graphicData>
+            </a:graphic>
+          </wp:inline>
+        </w:drawing>
+      </w:r>
+    </w:p>
+    <w:p>
+      <w:r>
+        <w:t xml:space="preserve">Grounding: S satisfies a confirmed requirement · D derived · T standard · E existing · A assumption. A view that is all S is the suspicious one.</w:t>
       </w:r>
     </w:p>
     <w:p>
